--- a/books/system-of-truth/en/منظومة الحق The System of Truth  .docx
+++ b/books/system-of-truth/en/منظومة الحق The System of Truth  .docx
@@ -10,7 +10,6 @@
           <w:rtl/>
         </w:rPr>
       </w:pPr>
-      <w:bookmarkStart w:id="0" w:name="_Toc230170544"/>
       <w:r>
         <w:rPr>
           <w:noProof/>
@@ -41,7 +40,7 @@
                     <pic:cNvPicPr/>
                   </pic:nvPicPr>
                   <pic:blipFill>
-                    <a:blip r:embed="rId6" cstate="print">
+                    <a:blip r:embed="rId5" cstate="print">
                       <a:extLst>
                         <a:ext uri="{28A0092B-C50C-407E-A947-70E740481C1C}">
                           <a14:useLocalDpi xmlns:a14="http://schemas.microsoft.com/office/drawing/2010/main" val="0"/>
@@ -67,7 +66,6 @@
           </wp:anchor>
         </w:drawing>
       </w:r>
-      <w:bookmarkEnd w:id="0"/>
       <w:r>
         <w:rPr>
           <w:rtl/>
@@ -80,7 +78,6 @@
         <w:pStyle w:val="Titre1"/>
         <w:bidi w:val="0"/>
       </w:pPr>
-      <w:bookmarkStart w:id="1" w:name="_Toc230170545"/>
       <w:r>
         <w:lastRenderedPageBreak/>
         <w:t>#</w:t>
@@ -100,7 +97,6 @@
         </w:rPr>
         <w:t>”</w:t>
       </w:r>
-      <w:bookmarkEnd w:id="1"/>
     </w:p>
     <w:p>
       <w:pPr>
@@ -115,7 +111,6 @@
         <w:pStyle w:val="Titre1"/>
         <w:bidi w:val="0"/>
       </w:pPr>
-      <w:bookmarkStart w:id="2" w:name="_Toc230170546"/>
       <w:r>
         <w:rPr>
           <w:rtl/>
@@ -125,14 +120,12 @@
       <w:r>
         <w:t>From the Night of Decree to the Engineering of Trial</w:t>
       </w:r>
-      <w:bookmarkEnd w:id="2"/>
     </w:p>
     <w:p>
       <w:pPr>
         <w:pStyle w:val="Titre1"/>
         <w:bidi w:val="0"/>
       </w:pPr>
-      <w:bookmarkStart w:id="3" w:name="_Toc230170547"/>
       <w:r>
         <w:rPr>
           <w:rtl/>
@@ -142,7 +135,6 @@
       <w:r>
         <w:t>An English Adaptation for the International Reader</w:t>
       </w:r>
-      <w:bookmarkEnd w:id="3"/>
     </w:p>
     <w:p>
       <w:pPr>
@@ -179,7 +171,6 @@
         <w:pStyle w:val="Titre1"/>
         <w:bidi w:val="0"/>
       </w:pPr>
-      <w:bookmarkStart w:id="4" w:name="_Toc230170548"/>
       <w:r>
         <w:rPr>
           <w:rtl/>
@@ -189,7 +180,6 @@
       <w:r>
         <w:t>I. The Global Knowledge Manifesto</w:t>
       </w:r>
-      <w:bookmarkEnd w:id="4"/>
     </w:p>
     <w:p>
       <w:pPr>
@@ -358,7 +348,6 @@
         <w:pStyle w:val="Titre1"/>
         <w:bidi w:val="0"/>
       </w:pPr>
-      <w:bookmarkStart w:id="5" w:name="_Toc230170549"/>
       <w:r>
         <w:rPr>
           <w:rtl/>
@@ -368,7 +357,6 @@
       <w:r>
         <w:t>II. Translator’s Note: The Bridge of Meaning</w:t>
       </w:r>
-      <w:bookmarkEnd w:id="5"/>
     </w:p>
     <w:p>
       <w:pPr>
@@ -449,7 +437,6 @@
         <w:pStyle w:val="Titre1"/>
         <w:bidi w:val="0"/>
       </w:pPr>
-      <w:bookmarkStart w:id="6" w:name="_Toc230170550"/>
       <w:r>
         <w:rPr>
           <w:rtl/>
@@ -459,7 +446,6 @@
       <w:r>
         <w:t>Introduction</w:t>
       </w:r>
-      <w:bookmarkEnd w:id="6"/>
     </w:p>
     <w:p>
       <w:pPr>
@@ -618,7 +604,6 @@
         <w:pStyle w:val="Titre1"/>
         <w:bidi w:val="0"/>
       </w:pPr>
-      <w:bookmarkStart w:id="7" w:name="_Toc230170551"/>
       <w:r>
         <w:rPr>
           <w:rtl/>
@@ -628,7 +613,6 @@
       <w:r>
         <w:t>Chapter 1: The Three Distorted Images of God</w:t>
       </w:r>
-      <w:bookmarkEnd w:id="7"/>
     </w:p>
     <w:p>
       <w:pPr>
@@ -811,7 +795,6 @@
         <w:pStyle w:val="Titre1"/>
         <w:bidi w:val="0"/>
       </w:pPr>
-      <w:bookmarkStart w:id="8" w:name="_Toc230170552"/>
       <w:r>
         <w:rPr>
           <w:rtl/>
@@ -821,7 +804,6 @@
       <w:r>
         <w:t>Chapter 2: The Universe as an Open Book</w:t>
       </w:r>
-      <w:bookmarkEnd w:id="8"/>
     </w:p>
     <w:p>
       <w:pPr>
@@ -980,7 +962,6 @@
         <w:pStyle w:val="Titre1"/>
         <w:bidi w:val="0"/>
       </w:pPr>
-      <w:bookmarkStart w:id="9" w:name="_Toc230170553"/>
       <w:r>
         <w:rPr>
           <w:rtl/>
@@ -990,7 +971,6 @@
       <w:r>
         <w:t>Chapter 3: From Lord (Rabb) to God (Ilah)</w:t>
       </w:r>
-      <w:bookmarkEnd w:id="9"/>
     </w:p>
     <w:p>
       <w:pPr>
@@ -1178,7 +1158,6 @@
         <w:pStyle w:val="Titre1"/>
         <w:bidi w:val="0"/>
       </w:pPr>
-      <w:bookmarkStart w:id="10" w:name="_Toc230170554"/>
       <w:r>
         <w:rPr>
           <w:rtl/>
@@ -1188,7 +1167,6 @@
       <w:r>
         <w:t>Chapter 4: The Beautiful Names – Keys to Knowing God</w:t>
       </w:r>
-      <w:bookmarkEnd w:id="10"/>
     </w:p>
     <w:p>
       <w:pPr>
@@ -1357,7 +1335,6 @@
         <w:pStyle w:val="Titre1"/>
         <w:bidi w:val="0"/>
       </w:pPr>
-      <w:bookmarkStart w:id="11" w:name="_Toc230170555"/>
       <w:r>
         <w:rPr>
           <w:rtl/>
@@ -1367,7 +1344,6 @@
       <w:r>
         <w:t>Chapter 5: God is Light (Nur)</w:t>
       </w:r>
-      <w:bookmarkEnd w:id="11"/>
     </w:p>
     <w:p>
       <w:pPr>
@@ -1470,7 +1446,6 @@
         <w:pStyle w:val="Titre1"/>
         <w:bidi w:val="0"/>
       </w:pPr>
-      <w:bookmarkStart w:id="12" w:name="_Toc230170556"/>
       <w:r>
         <w:rPr>
           <w:rtl/>
@@ -1480,7 +1455,6 @@
       <w:r>
         <w:t>Chapter 6: The Throne, the Footstool, and the Kingdom</w:t>
       </w:r>
-      <w:bookmarkEnd w:id="12"/>
     </w:p>
     <w:p>
       <w:pPr>
@@ -1665,7 +1639,6 @@
         <w:pStyle w:val="Titre1"/>
         <w:bidi w:val="0"/>
       </w:pPr>
-      <w:bookmarkStart w:id="13" w:name="_Toc230170557"/>
       <w:r>
         <w:rPr>
           <w:rtl/>
@@ -1675,7 +1648,6 @@
       <w:r>
         <w:t>Chapter 7: Who is Allah? – A Comprehensive Definition</w:t>
       </w:r>
-      <w:bookmarkEnd w:id="13"/>
     </w:p>
     <w:p>
       <w:pPr>
@@ -1784,7 +1756,6 @@
         <w:pStyle w:val="Titre1"/>
         <w:bidi w:val="0"/>
       </w:pPr>
-      <w:bookmarkStart w:id="14" w:name="_Toc230170558"/>
       <w:r>
         <w:rPr>
           <w:rtl/>
@@ -1794,7 +1765,6 @@
       <w:r>
         <w:t>Chapter 8: The Night of Decree – The Software Layer of Reality</w:t>
       </w:r>
-      <w:bookmarkEnd w:id="14"/>
     </w:p>
     <w:p>
       <w:pPr>
@@ -1950,7 +1920,6 @@
         <w:pStyle w:val="Titre1"/>
         <w:bidi w:val="0"/>
       </w:pPr>
-      <w:bookmarkStart w:id="15" w:name="_Toc230170559"/>
       <w:r>
         <w:rPr>
           <w:rtl/>
@@ -1960,7 +1929,6 @@
       <w:r>
         <w:t>Chapter 9: The Engineering of Trial – Human as System Operator</w:t>
       </w:r>
-      <w:bookmarkEnd w:id="15"/>
     </w:p>
     <w:p>
       <w:pPr>
@@ -2101,7 +2069,6 @@
         <w:pStyle w:val="Titre1"/>
         <w:bidi w:val="0"/>
       </w:pPr>
-      <w:bookmarkStart w:id="16" w:name="_Toc230170560"/>
       <w:r>
         <w:rPr>
           <w:rtl/>
@@ -2111,7 +2078,6 @@
       <w:r>
         <w:t>Chapter 10: The Hierarchy of Cosmic Management</w:t>
       </w:r>
-      <w:bookmarkEnd w:id="16"/>
     </w:p>
     <w:p>
       <w:pPr>
@@ -2342,7 +2308,6 @@
         <w:pStyle w:val="Titre1"/>
         <w:bidi w:val="0"/>
       </w:pPr>
-      <w:bookmarkStart w:id="17" w:name="_Toc230170561"/>
       <w:r>
         <w:rPr>
           <w:rtl/>
@@ -2352,7 +2317,6 @@
       <w:r>
         <w:t>Chapter 11: Conclusion – Monotheism as the Ultimate Operating Protocol</w:t>
       </w:r>
-      <w:bookmarkEnd w:id="17"/>
     </w:p>
     <w:p>
       <w:pPr>
@@ -2659,7 +2623,6 @@
         <w:pStyle w:val="Titre1"/>
         <w:bidi w:val="0"/>
       </w:pPr>
-      <w:bookmarkStart w:id="18" w:name="_Toc230170562"/>
       <w:r>
         <w:rPr>
           <w:rtl/>
@@ -2669,7 +2632,6 @@
       <w:r>
         <w:t>Epilogue: A Final Invitation</w:t>
       </w:r>
-      <w:bookmarkEnd w:id="18"/>
     </w:p>
     <w:p>
       <w:pPr>
@@ -2848,6 +2810,9 @@
     <w:p>
       <w:pPr>
         <w:bidi w:val="0"/>
+        <w:rPr>
+          <w:lang w:val="fr-MA"/>
+        </w:rPr>
       </w:pPr>
     </w:p>
     <w:p>
@@ -2905,7 +2870,6 @@
         <w:pStyle w:val="Titre1"/>
         <w:bidi w:val="0"/>
       </w:pPr>
-      <w:bookmarkStart w:id="19" w:name="_Toc230170563"/>
       <w:r>
         <w:rPr>
           <w:rFonts w:cs="Calibri"/>
@@ -2921,15 +2885,7 @@
           <w:rFonts w:cs="Calibri"/>
           <w:rtl/>
         </w:rPr>
-        <w:t>*</w:t>
-      </w:r>
-      <w:bookmarkEnd w:id="19"/>
-      <w:r>
-        <w:rPr>
-          <w:rFonts w:cs="Calibri"/>
-          <w:rtl/>
-        </w:rPr>
-        <w:t xml:space="preserve">  </w:t>
+        <w:t xml:space="preserve">*  </w:t>
       </w:r>
     </w:p>
     <w:p>
@@ -6055,9 +6011,6 @@
     <w:p>
       <w:pPr>
         <w:bidi w:val="0"/>
-        <w:rPr>
-          <w:rtl/>
-        </w:rPr>
       </w:pPr>
       <w:r>
         <w:t>The author does not claim infallibility. This is an open, evolving structural reading of the Quran. The original Arabic text remains the ultimate reference. But for the English</w:t>
@@ -6071,11 +6024,6 @@
       <w:r>
         <w:t>speaking seeker of truth, this condensed version offers a **map** – a way to see Islam not as a collection of rituals, but as a **comprehensive operational manual for existence</w:t>
       </w:r>
-    </w:p>
-    <w:p>
-      <w:pPr>
-        <w:bidi w:val="0"/>
-      </w:pPr>
       <w:r>
         <w:rPr>
           <w:rtl/>
@@ -6085,2474 +6033,8 @@
     </w:p>
     <w:p>
       <w:pPr>
-        <w:pStyle w:val="Titre1"/>
-        <w:bidi w:val="0"/>
-        <w:rPr>
-          <w:lang w:val="fr-MA"/>
-        </w:rPr>
-      </w:pPr>
-      <w:bookmarkStart w:id="20" w:name="_Toc230170564"/>
-      <w:r>
-        <w:rPr>
-          <w:lang w:val="fr-MA"/>
-        </w:rPr>
-        <w:t>I</w:t>
-      </w:r>
-      <w:r>
-        <w:rPr>
-          <w:lang w:val="fr-MA"/>
-        </w:rPr>
-        <w:t>ndex</w:t>
-      </w:r>
-      <w:bookmarkEnd w:id="20"/>
-    </w:p>
-    <w:p>
-      <w:pPr>
-        <w:pStyle w:val="TM1"/>
-        <w:tabs>
-          <w:tab w:val="right" w:leader="dot" w:pos="8296"/>
-        </w:tabs>
-        <w:bidi w:val="0"/>
-        <w:rPr>
-          <w:noProof/>
-          <w:rtl/>
-        </w:rPr>
-      </w:pPr>
-      <w:r>
-        <w:rPr>
-          <w:lang w:val="fr-MA"/>
-        </w:rPr>
-        <w:fldChar w:fldCharType="begin"/>
-      </w:r>
-      <w:r>
-        <w:rPr>
-          <w:lang w:val="fr-MA"/>
-        </w:rPr>
-        <w:instrText xml:space="preserve"> TOC \o "1-3" \h \z \u </w:instrText>
-      </w:r>
-      <w:r>
-        <w:rPr>
-          <w:lang w:val="fr-MA"/>
-        </w:rPr>
-        <w:fldChar w:fldCharType="separate"/>
-      </w:r>
-      <w:hyperlink w:anchor="_Toc230170544" w:history="1">
-        <w:r>
-          <w:rPr>
-            <w:noProof/>
-            <w:webHidden/>
-            <w:rtl/>
-          </w:rPr>
-          <w:tab/>
-        </w:r>
-        <w:r>
-          <w:rPr>
-            <w:noProof/>
-            <w:webHidden/>
-            <w:rtl/>
-          </w:rPr>
-          <w:fldChar w:fldCharType="begin"/>
-        </w:r>
-        <w:r>
-          <w:rPr>
-            <w:noProof/>
-            <w:webHidden/>
-            <w:rtl/>
-          </w:rPr>
-          <w:instrText xml:space="preserve"> </w:instrText>
-        </w:r>
-        <w:r>
-          <w:rPr>
-            <w:noProof/>
-            <w:webHidden/>
-          </w:rPr>
-          <w:instrText>PAGEREF</w:instrText>
-        </w:r>
-        <w:r>
-          <w:rPr>
-            <w:noProof/>
-            <w:webHidden/>
-            <w:rtl/>
-          </w:rPr>
-          <w:instrText xml:space="preserve"> _</w:instrText>
-        </w:r>
-        <w:r>
-          <w:rPr>
-            <w:noProof/>
-            <w:webHidden/>
-          </w:rPr>
-          <w:instrText>Toc230170544 \h</w:instrText>
-        </w:r>
-        <w:r>
-          <w:rPr>
-            <w:noProof/>
-            <w:webHidden/>
-            <w:rtl/>
-          </w:rPr>
-          <w:instrText xml:space="preserve"> </w:instrText>
-        </w:r>
-        <w:r>
-          <w:rPr>
-            <w:noProof/>
-            <w:webHidden/>
-            <w:rtl/>
-          </w:rPr>
-        </w:r>
-        <w:r>
-          <w:rPr>
-            <w:noProof/>
-            <w:webHidden/>
-            <w:rtl/>
-          </w:rPr>
-          <w:fldChar w:fldCharType="separate"/>
-        </w:r>
-        <w:r>
-          <w:rPr>
-            <w:noProof/>
-            <w:webHidden/>
-            <w:rtl/>
-          </w:rPr>
-          <w:t>1</w:t>
-        </w:r>
-        <w:r>
-          <w:rPr>
-            <w:noProof/>
-            <w:webHidden/>
-            <w:rtl/>
-          </w:rPr>
-          <w:fldChar w:fldCharType="end"/>
-        </w:r>
-      </w:hyperlink>
-    </w:p>
-    <w:p>
-      <w:pPr>
-        <w:pStyle w:val="TM1"/>
-        <w:tabs>
-          <w:tab w:val="right" w:leader="dot" w:pos="8296"/>
-        </w:tabs>
-        <w:bidi w:val="0"/>
-        <w:rPr>
-          <w:noProof/>
-          <w:rtl/>
-        </w:rPr>
-      </w:pPr>
-      <w:hyperlink w:anchor="_Toc230170545" w:history="1">
-        <w:r>
-          <w:rPr>
-            <w:rStyle w:val="Lienhypertexte"/>
-            <w:noProof/>
-          </w:rPr>
-          <w:t>#</w:t>
-        </w:r>
-        <w:r>
-          <w:rPr>
-            <w:rStyle w:val="Lienhypertexte"/>
-            <w:noProof/>
-            <w:rtl/>
-          </w:rPr>
-          <w:t xml:space="preserve"> </w:t>
-        </w:r>
-        <w:r>
-          <w:rPr>
-            <w:rStyle w:val="Lienhypertexte"/>
-            <w:noProof/>
-          </w:rPr>
-          <w:t>Condensed Conceptual Translation: “The System of Truth</w:t>
-        </w:r>
-        <w:r>
-          <w:rPr>
-            <w:rStyle w:val="Lienhypertexte"/>
-            <w:noProof/>
-            <w:rtl/>
-          </w:rPr>
-          <w:t>”</w:t>
-        </w:r>
-        <w:r>
-          <w:rPr>
-            <w:noProof/>
-            <w:webHidden/>
-            <w:rtl/>
-          </w:rPr>
-          <w:tab/>
-        </w:r>
-        <w:r>
-          <w:rPr>
-            <w:noProof/>
-            <w:webHidden/>
-            <w:rtl/>
-          </w:rPr>
-          <w:fldChar w:fldCharType="begin"/>
-        </w:r>
-        <w:r>
-          <w:rPr>
-            <w:noProof/>
-            <w:webHidden/>
-            <w:rtl/>
-          </w:rPr>
-          <w:instrText xml:space="preserve"> </w:instrText>
-        </w:r>
-        <w:r>
-          <w:rPr>
-            <w:noProof/>
-            <w:webHidden/>
-          </w:rPr>
-          <w:instrText>PAGEREF</w:instrText>
-        </w:r>
-        <w:r>
-          <w:rPr>
-            <w:noProof/>
-            <w:webHidden/>
-            <w:rtl/>
-          </w:rPr>
-          <w:instrText xml:space="preserve"> _</w:instrText>
-        </w:r>
-        <w:r>
-          <w:rPr>
-            <w:noProof/>
-            <w:webHidden/>
-          </w:rPr>
-          <w:instrText>Toc230170545 \h</w:instrText>
-        </w:r>
-        <w:r>
-          <w:rPr>
-            <w:noProof/>
-            <w:webHidden/>
-            <w:rtl/>
-          </w:rPr>
-          <w:instrText xml:space="preserve"> </w:instrText>
-        </w:r>
-        <w:r>
-          <w:rPr>
-            <w:noProof/>
-            <w:webHidden/>
-            <w:rtl/>
-          </w:rPr>
-        </w:r>
-        <w:r>
-          <w:rPr>
-            <w:noProof/>
-            <w:webHidden/>
-            <w:rtl/>
-          </w:rPr>
-          <w:fldChar w:fldCharType="separate"/>
-        </w:r>
-        <w:r>
-          <w:rPr>
-            <w:noProof/>
-            <w:webHidden/>
-            <w:rtl/>
-          </w:rPr>
-          <w:t>2</w:t>
-        </w:r>
-        <w:r>
-          <w:rPr>
-            <w:noProof/>
-            <w:webHidden/>
-            <w:rtl/>
-          </w:rPr>
-          <w:fldChar w:fldCharType="end"/>
-        </w:r>
-      </w:hyperlink>
-    </w:p>
-    <w:p>
-      <w:pPr>
-        <w:pStyle w:val="TM1"/>
-        <w:tabs>
-          <w:tab w:val="right" w:leader="dot" w:pos="8296"/>
-        </w:tabs>
-        <w:bidi w:val="0"/>
-        <w:rPr>
-          <w:noProof/>
-          <w:rtl/>
-        </w:rPr>
-      </w:pPr>
-      <w:hyperlink w:anchor="_Toc230170546" w:history="1">
-        <w:r>
-          <w:rPr>
-            <w:rStyle w:val="Lienhypertexte"/>
-            <w:noProof/>
-            <w:rtl/>
-          </w:rPr>
-          <w:t xml:space="preserve">## </w:t>
-        </w:r>
-        <w:r>
-          <w:rPr>
-            <w:rStyle w:val="Lienhypertexte"/>
-            <w:noProof/>
-          </w:rPr>
-          <w:t>From the Night of Decree to the Engineering of Trial</w:t>
-        </w:r>
-        <w:r>
-          <w:rPr>
-            <w:noProof/>
-            <w:webHidden/>
-            <w:rtl/>
-          </w:rPr>
-          <w:tab/>
-        </w:r>
-        <w:r>
-          <w:rPr>
-            <w:noProof/>
-            <w:webHidden/>
-            <w:rtl/>
-          </w:rPr>
-          <w:fldChar w:fldCharType="begin"/>
-        </w:r>
-        <w:r>
-          <w:rPr>
-            <w:noProof/>
-            <w:webHidden/>
-            <w:rtl/>
-          </w:rPr>
-          <w:instrText xml:space="preserve"> </w:instrText>
-        </w:r>
-        <w:r>
-          <w:rPr>
-            <w:noProof/>
-            <w:webHidden/>
-          </w:rPr>
-          <w:instrText>PAGEREF</w:instrText>
-        </w:r>
-        <w:r>
-          <w:rPr>
-            <w:noProof/>
-            <w:webHidden/>
-            <w:rtl/>
-          </w:rPr>
-          <w:instrText xml:space="preserve"> _</w:instrText>
-        </w:r>
-        <w:r>
-          <w:rPr>
-            <w:noProof/>
-            <w:webHidden/>
-          </w:rPr>
-          <w:instrText>Toc230170546 \h</w:instrText>
-        </w:r>
-        <w:r>
-          <w:rPr>
-            <w:noProof/>
-            <w:webHidden/>
-            <w:rtl/>
-          </w:rPr>
-          <w:instrText xml:space="preserve"> </w:instrText>
-        </w:r>
-        <w:r>
-          <w:rPr>
-            <w:noProof/>
-            <w:webHidden/>
-            <w:rtl/>
-          </w:rPr>
-        </w:r>
-        <w:r>
-          <w:rPr>
-            <w:noProof/>
-            <w:webHidden/>
-            <w:rtl/>
-          </w:rPr>
-          <w:fldChar w:fldCharType="separate"/>
-        </w:r>
-        <w:r>
-          <w:rPr>
-            <w:noProof/>
-            <w:webHidden/>
-            <w:rtl/>
-          </w:rPr>
-          <w:t>2</w:t>
-        </w:r>
-        <w:r>
-          <w:rPr>
-            <w:noProof/>
-            <w:webHidden/>
-            <w:rtl/>
-          </w:rPr>
-          <w:fldChar w:fldCharType="end"/>
-        </w:r>
-      </w:hyperlink>
-    </w:p>
-    <w:p>
-      <w:pPr>
-        <w:pStyle w:val="TM1"/>
-        <w:tabs>
-          <w:tab w:val="right" w:leader="dot" w:pos="8296"/>
-        </w:tabs>
-        <w:bidi w:val="0"/>
-        <w:rPr>
-          <w:noProof/>
-          <w:rtl/>
-        </w:rPr>
-      </w:pPr>
-      <w:hyperlink w:anchor="_Toc230170547" w:history="1">
-        <w:r>
-          <w:rPr>
-            <w:rStyle w:val="Lienhypertexte"/>
-            <w:noProof/>
-            <w:rtl/>
-          </w:rPr>
-          <w:t xml:space="preserve">### </w:t>
-        </w:r>
-        <w:r>
-          <w:rPr>
-            <w:rStyle w:val="Lienhypertexte"/>
-            <w:noProof/>
-          </w:rPr>
-          <w:t>An English Adaptation for the International Reader</w:t>
-        </w:r>
-        <w:r>
-          <w:rPr>
-            <w:noProof/>
-            <w:webHidden/>
-            <w:rtl/>
-          </w:rPr>
-          <w:tab/>
-        </w:r>
-        <w:r>
-          <w:rPr>
-            <w:noProof/>
-            <w:webHidden/>
-            <w:rtl/>
-          </w:rPr>
-          <w:fldChar w:fldCharType="begin"/>
-        </w:r>
-        <w:r>
-          <w:rPr>
-            <w:noProof/>
-            <w:webHidden/>
-            <w:rtl/>
-          </w:rPr>
-          <w:instrText xml:space="preserve"> </w:instrText>
-        </w:r>
-        <w:r>
-          <w:rPr>
-            <w:noProof/>
-            <w:webHidden/>
-          </w:rPr>
-          <w:instrText>PAGEREF</w:instrText>
-        </w:r>
-        <w:r>
-          <w:rPr>
-            <w:noProof/>
-            <w:webHidden/>
-            <w:rtl/>
-          </w:rPr>
-          <w:instrText xml:space="preserve"> _</w:instrText>
-        </w:r>
-        <w:r>
-          <w:rPr>
-            <w:noProof/>
-            <w:webHidden/>
-          </w:rPr>
-          <w:instrText>Toc230170547 \h</w:instrText>
-        </w:r>
-        <w:r>
-          <w:rPr>
-            <w:noProof/>
-            <w:webHidden/>
-            <w:rtl/>
-          </w:rPr>
-          <w:instrText xml:space="preserve"> </w:instrText>
-        </w:r>
-        <w:r>
-          <w:rPr>
-            <w:noProof/>
-            <w:webHidden/>
-            <w:rtl/>
-          </w:rPr>
-        </w:r>
-        <w:r>
-          <w:rPr>
-            <w:noProof/>
-            <w:webHidden/>
-            <w:rtl/>
-          </w:rPr>
-          <w:fldChar w:fldCharType="separate"/>
-        </w:r>
-        <w:r>
-          <w:rPr>
-            <w:noProof/>
-            <w:webHidden/>
-            <w:rtl/>
-          </w:rPr>
-          <w:t>2</w:t>
-        </w:r>
-        <w:r>
-          <w:rPr>
-            <w:noProof/>
-            <w:webHidden/>
-            <w:rtl/>
-          </w:rPr>
-          <w:fldChar w:fldCharType="end"/>
-        </w:r>
-      </w:hyperlink>
-    </w:p>
-    <w:p>
-      <w:pPr>
-        <w:pStyle w:val="TM1"/>
-        <w:tabs>
-          <w:tab w:val="right" w:leader="dot" w:pos="8296"/>
-        </w:tabs>
-        <w:bidi w:val="0"/>
-        <w:rPr>
-          <w:noProof/>
-          <w:rtl/>
-        </w:rPr>
-      </w:pPr>
-      <w:hyperlink w:anchor="_Toc230170548" w:history="1">
-        <w:r>
-          <w:rPr>
-            <w:rStyle w:val="Lienhypertexte"/>
-            <w:noProof/>
-            <w:rtl/>
-          </w:rPr>
-          <w:t xml:space="preserve"># </w:t>
-        </w:r>
-        <w:r>
-          <w:rPr>
-            <w:rStyle w:val="Lienhypertexte"/>
-            <w:noProof/>
-          </w:rPr>
-          <w:t>I. The Global Knowledge Manifesto</w:t>
-        </w:r>
-        <w:r>
-          <w:rPr>
-            <w:noProof/>
-            <w:webHidden/>
-            <w:rtl/>
-          </w:rPr>
-          <w:tab/>
-        </w:r>
-        <w:r>
-          <w:rPr>
-            <w:noProof/>
-            <w:webHidden/>
-            <w:rtl/>
-          </w:rPr>
-          <w:fldChar w:fldCharType="begin"/>
-        </w:r>
-        <w:r>
-          <w:rPr>
-            <w:noProof/>
-            <w:webHidden/>
-            <w:rtl/>
-          </w:rPr>
-          <w:instrText xml:space="preserve"> </w:instrText>
-        </w:r>
-        <w:r>
-          <w:rPr>
-            <w:noProof/>
-            <w:webHidden/>
-          </w:rPr>
-          <w:instrText>PAGEREF</w:instrText>
-        </w:r>
-        <w:r>
-          <w:rPr>
-            <w:noProof/>
-            <w:webHidden/>
-            <w:rtl/>
-          </w:rPr>
-          <w:instrText xml:space="preserve"> _</w:instrText>
-        </w:r>
-        <w:r>
-          <w:rPr>
-            <w:noProof/>
-            <w:webHidden/>
-          </w:rPr>
-          <w:instrText>Toc230170548 \h</w:instrText>
-        </w:r>
-        <w:r>
-          <w:rPr>
-            <w:noProof/>
-            <w:webHidden/>
-            <w:rtl/>
-          </w:rPr>
-          <w:instrText xml:space="preserve"> </w:instrText>
-        </w:r>
-        <w:r>
-          <w:rPr>
-            <w:noProof/>
-            <w:webHidden/>
-            <w:rtl/>
-          </w:rPr>
-        </w:r>
-        <w:r>
-          <w:rPr>
-            <w:noProof/>
-            <w:webHidden/>
-            <w:rtl/>
-          </w:rPr>
-          <w:fldChar w:fldCharType="separate"/>
-        </w:r>
-        <w:r>
-          <w:rPr>
-            <w:noProof/>
-            <w:webHidden/>
-            <w:rtl/>
-          </w:rPr>
-          <w:t>2</w:t>
-        </w:r>
-        <w:r>
-          <w:rPr>
-            <w:noProof/>
-            <w:webHidden/>
-            <w:rtl/>
-          </w:rPr>
-          <w:fldChar w:fldCharType="end"/>
-        </w:r>
-      </w:hyperlink>
-    </w:p>
-    <w:p>
-      <w:pPr>
-        <w:pStyle w:val="TM1"/>
-        <w:tabs>
-          <w:tab w:val="right" w:leader="dot" w:pos="8296"/>
-        </w:tabs>
-        <w:bidi w:val="0"/>
-        <w:rPr>
-          <w:noProof/>
-          <w:rtl/>
-        </w:rPr>
-      </w:pPr>
-      <w:hyperlink w:anchor="_Toc230170549" w:history="1">
-        <w:r>
-          <w:rPr>
-            <w:rStyle w:val="Lienhypertexte"/>
-            <w:noProof/>
-            <w:rtl/>
-          </w:rPr>
-          <w:t xml:space="preserve"># </w:t>
-        </w:r>
-        <w:r>
-          <w:rPr>
-            <w:rStyle w:val="Lienhypertexte"/>
-            <w:noProof/>
-          </w:rPr>
-          <w:t>II. Translator’s Note: The Bridge of Meaning</w:t>
-        </w:r>
-        <w:r>
-          <w:rPr>
-            <w:noProof/>
-            <w:webHidden/>
-            <w:rtl/>
-          </w:rPr>
-          <w:tab/>
-        </w:r>
-        <w:r>
-          <w:rPr>
-            <w:noProof/>
-            <w:webHidden/>
-            <w:rtl/>
-          </w:rPr>
-          <w:fldChar w:fldCharType="begin"/>
-        </w:r>
-        <w:r>
-          <w:rPr>
-            <w:noProof/>
-            <w:webHidden/>
-            <w:rtl/>
-          </w:rPr>
-          <w:instrText xml:space="preserve"> </w:instrText>
-        </w:r>
-        <w:r>
-          <w:rPr>
-            <w:noProof/>
-            <w:webHidden/>
-          </w:rPr>
-          <w:instrText>PAGEREF</w:instrText>
-        </w:r>
-        <w:r>
-          <w:rPr>
-            <w:noProof/>
-            <w:webHidden/>
-            <w:rtl/>
-          </w:rPr>
-          <w:instrText xml:space="preserve"> _</w:instrText>
-        </w:r>
-        <w:r>
-          <w:rPr>
-            <w:noProof/>
-            <w:webHidden/>
-          </w:rPr>
-          <w:instrText>Toc230170549 \h</w:instrText>
-        </w:r>
-        <w:r>
-          <w:rPr>
-            <w:noProof/>
-            <w:webHidden/>
-            <w:rtl/>
-          </w:rPr>
-          <w:instrText xml:space="preserve"> </w:instrText>
-        </w:r>
-        <w:r>
-          <w:rPr>
-            <w:noProof/>
-            <w:webHidden/>
-            <w:rtl/>
-          </w:rPr>
-        </w:r>
-        <w:r>
-          <w:rPr>
-            <w:noProof/>
-            <w:webHidden/>
-            <w:rtl/>
-          </w:rPr>
-          <w:fldChar w:fldCharType="separate"/>
-        </w:r>
-        <w:r>
-          <w:rPr>
-            <w:noProof/>
-            <w:webHidden/>
-            <w:rtl/>
-          </w:rPr>
-          <w:t>3</w:t>
-        </w:r>
-        <w:r>
-          <w:rPr>
-            <w:noProof/>
-            <w:webHidden/>
-            <w:rtl/>
-          </w:rPr>
-          <w:fldChar w:fldCharType="end"/>
-        </w:r>
-      </w:hyperlink>
-    </w:p>
-    <w:p>
-      <w:pPr>
-        <w:pStyle w:val="TM1"/>
-        <w:tabs>
-          <w:tab w:val="right" w:leader="dot" w:pos="8296"/>
-        </w:tabs>
-        <w:bidi w:val="0"/>
-        <w:rPr>
-          <w:noProof/>
-          <w:rtl/>
-        </w:rPr>
-      </w:pPr>
-      <w:hyperlink w:anchor="_Toc230170550" w:history="1">
-        <w:r>
-          <w:rPr>
-            <w:rStyle w:val="Lienhypertexte"/>
-            <w:noProof/>
-            <w:rtl/>
-          </w:rPr>
-          <w:t xml:space="preserve"># </w:t>
-        </w:r>
-        <w:r>
-          <w:rPr>
-            <w:rStyle w:val="Lienhypertexte"/>
-            <w:noProof/>
-          </w:rPr>
-          <w:t>Introduction</w:t>
-        </w:r>
-        <w:r>
-          <w:rPr>
-            <w:noProof/>
-            <w:webHidden/>
-            <w:rtl/>
-          </w:rPr>
-          <w:tab/>
-        </w:r>
-        <w:r>
-          <w:rPr>
-            <w:noProof/>
-            <w:webHidden/>
-            <w:rtl/>
-          </w:rPr>
-          <w:fldChar w:fldCharType="begin"/>
-        </w:r>
-        <w:r>
-          <w:rPr>
-            <w:noProof/>
-            <w:webHidden/>
-            <w:rtl/>
-          </w:rPr>
-          <w:instrText xml:space="preserve"> </w:instrText>
-        </w:r>
-        <w:r>
-          <w:rPr>
-            <w:noProof/>
-            <w:webHidden/>
-          </w:rPr>
-          <w:instrText>PAGEREF</w:instrText>
-        </w:r>
-        <w:r>
-          <w:rPr>
-            <w:noProof/>
-            <w:webHidden/>
-            <w:rtl/>
-          </w:rPr>
-          <w:instrText xml:space="preserve"> _</w:instrText>
-        </w:r>
-        <w:r>
-          <w:rPr>
-            <w:noProof/>
-            <w:webHidden/>
-          </w:rPr>
-          <w:instrText>Toc230170550 \h</w:instrText>
-        </w:r>
-        <w:r>
-          <w:rPr>
-            <w:noProof/>
-            <w:webHidden/>
-            <w:rtl/>
-          </w:rPr>
-          <w:instrText xml:space="preserve"> </w:instrText>
-        </w:r>
-        <w:r>
-          <w:rPr>
-            <w:noProof/>
-            <w:webHidden/>
-            <w:rtl/>
-          </w:rPr>
-        </w:r>
-        <w:r>
-          <w:rPr>
-            <w:noProof/>
-            <w:webHidden/>
-            <w:rtl/>
-          </w:rPr>
-          <w:fldChar w:fldCharType="separate"/>
-        </w:r>
-        <w:r>
-          <w:rPr>
-            <w:noProof/>
-            <w:webHidden/>
-            <w:rtl/>
-          </w:rPr>
-          <w:t>3</w:t>
-        </w:r>
-        <w:r>
-          <w:rPr>
-            <w:noProof/>
-            <w:webHidden/>
-            <w:rtl/>
-          </w:rPr>
-          <w:fldChar w:fldCharType="end"/>
-        </w:r>
-      </w:hyperlink>
-    </w:p>
-    <w:p>
-      <w:pPr>
-        <w:pStyle w:val="TM1"/>
-        <w:tabs>
-          <w:tab w:val="right" w:leader="dot" w:pos="8296"/>
-        </w:tabs>
-        <w:bidi w:val="0"/>
-        <w:rPr>
-          <w:noProof/>
-          <w:rtl/>
-        </w:rPr>
-      </w:pPr>
-      <w:hyperlink w:anchor="_Toc230170551" w:history="1">
-        <w:r>
-          <w:rPr>
-            <w:rStyle w:val="Lienhypertexte"/>
-            <w:noProof/>
-            <w:rtl/>
-          </w:rPr>
-          <w:t xml:space="preserve"># </w:t>
-        </w:r>
-        <w:r>
-          <w:rPr>
-            <w:rStyle w:val="Lienhypertexte"/>
-            <w:noProof/>
-          </w:rPr>
-          <w:t>Chapter 1: The Three Distorted Images of God</w:t>
-        </w:r>
-        <w:r>
-          <w:rPr>
-            <w:noProof/>
-            <w:webHidden/>
-            <w:rtl/>
-          </w:rPr>
-          <w:tab/>
-        </w:r>
-        <w:r>
-          <w:rPr>
-            <w:noProof/>
-            <w:webHidden/>
-            <w:rtl/>
-          </w:rPr>
-          <w:fldChar w:fldCharType="begin"/>
-        </w:r>
-        <w:r>
-          <w:rPr>
-            <w:noProof/>
-            <w:webHidden/>
-            <w:rtl/>
-          </w:rPr>
-          <w:instrText xml:space="preserve"> </w:instrText>
-        </w:r>
-        <w:r>
-          <w:rPr>
-            <w:noProof/>
-            <w:webHidden/>
-          </w:rPr>
-          <w:instrText>PAGEREF</w:instrText>
-        </w:r>
-        <w:r>
-          <w:rPr>
-            <w:noProof/>
-            <w:webHidden/>
-            <w:rtl/>
-          </w:rPr>
-          <w:instrText xml:space="preserve"> _</w:instrText>
-        </w:r>
-        <w:r>
-          <w:rPr>
-            <w:noProof/>
-            <w:webHidden/>
-          </w:rPr>
-          <w:instrText>Toc230170551 \h</w:instrText>
-        </w:r>
-        <w:r>
-          <w:rPr>
-            <w:noProof/>
-            <w:webHidden/>
-            <w:rtl/>
-          </w:rPr>
-          <w:instrText xml:space="preserve"> </w:instrText>
-        </w:r>
-        <w:r>
-          <w:rPr>
-            <w:noProof/>
-            <w:webHidden/>
-            <w:rtl/>
-          </w:rPr>
-        </w:r>
-        <w:r>
-          <w:rPr>
-            <w:noProof/>
-            <w:webHidden/>
-            <w:rtl/>
-          </w:rPr>
-          <w:fldChar w:fldCharType="separate"/>
-        </w:r>
-        <w:r>
-          <w:rPr>
-            <w:noProof/>
-            <w:webHidden/>
-            <w:rtl/>
-          </w:rPr>
-          <w:t>4</w:t>
-        </w:r>
-        <w:r>
-          <w:rPr>
-            <w:noProof/>
-            <w:webHidden/>
-            <w:rtl/>
-          </w:rPr>
-          <w:fldChar w:fldCharType="end"/>
-        </w:r>
-      </w:hyperlink>
-    </w:p>
-    <w:p>
-      <w:pPr>
-        <w:pStyle w:val="TM1"/>
-        <w:tabs>
-          <w:tab w:val="right" w:leader="dot" w:pos="8296"/>
-        </w:tabs>
-        <w:bidi w:val="0"/>
-        <w:rPr>
-          <w:noProof/>
-          <w:rtl/>
-        </w:rPr>
-      </w:pPr>
-      <w:hyperlink w:anchor="_Toc230170552" w:history="1">
-        <w:r>
-          <w:rPr>
-            <w:rStyle w:val="Lienhypertexte"/>
-            <w:noProof/>
-            <w:rtl/>
-          </w:rPr>
-          <w:t xml:space="preserve"># </w:t>
-        </w:r>
-        <w:r>
-          <w:rPr>
-            <w:rStyle w:val="Lienhypertexte"/>
-            <w:noProof/>
-          </w:rPr>
-          <w:t>Chapter 2: The Universe as an Open Book</w:t>
-        </w:r>
-        <w:r>
-          <w:rPr>
-            <w:noProof/>
-            <w:webHidden/>
-            <w:rtl/>
-          </w:rPr>
-          <w:tab/>
-        </w:r>
-        <w:r>
-          <w:rPr>
-            <w:noProof/>
-            <w:webHidden/>
-            <w:rtl/>
-          </w:rPr>
-          <w:fldChar w:fldCharType="begin"/>
-        </w:r>
-        <w:r>
-          <w:rPr>
-            <w:noProof/>
-            <w:webHidden/>
-            <w:rtl/>
-          </w:rPr>
-          <w:instrText xml:space="preserve"> </w:instrText>
-        </w:r>
-        <w:r>
-          <w:rPr>
-            <w:noProof/>
-            <w:webHidden/>
-          </w:rPr>
-          <w:instrText>PAGEREF</w:instrText>
-        </w:r>
-        <w:r>
-          <w:rPr>
-            <w:noProof/>
-            <w:webHidden/>
-            <w:rtl/>
-          </w:rPr>
-          <w:instrText xml:space="preserve"> _</w:instrText>
-        </w:r>
-        <w:r>
-          <w:rPr>
-            <w:noProof/>
-            <w:webHidden/>
-          </w:rPr>
-          <w:instrText>Toc230170552 \h</w:instrText>
-        </w:r>
-        <w:r>
-          <w:rPr>
-            <w:noProof/>
-            <w:webHidden/>
-            <w:rtl/>
-          </w:rPr>
-          <w:instrText xml:space="preserve"> </w:instrText>
-        </w:r>
-        <w:r>
-          <w:rPr>
-            <w:noProof/>
-            <w:webHidden/>
-            <w:rtl/>
-          </w:rPr>
-        </w:r>
-        <w:r>
-          <w:rPr>
-            <w:noProof/>
-            <w:webHidden/>
-            <w:rtl/>
-          </w:rPr>
-          <w:fldChar w:fldCharType="separate"/>
-        </w:r>
-        <w:r>
-          <w:rPr>
-            <w:noProof/>
-            <w:webHidden/>
-            <w:rtl/>
-          </w:rPr>
-          <w:t>5</w:t>
-        </w:r>
-        <w:r>
-          <w:rPr>
-            <w:noProof/>
-            <w:webHidden/>
-            <w:rtl/>
-          </w:rPr>
-          <w:fldChar w:fldCharType="end"/>
-        </w:r>
-      </w:hyperlink>
-    </w:p>
-    <w:p>
-      <w:pPr>
-        <w:pStyle w:val="TM1"/>
-        <w:tabs>
-          <w:tab w:val="right" w:leader="dot" w:pos="8296"/>
-        </w:tabs>
-        <w:bidi w:val="0"/>
-        <w:rPr>
-          <w:noProof/>
-          <w:rtl/>
-        </w:rPr>
-      </w:pPr>
-      <w:hyperlink w:anchor="_Toc230170553" w:history="1">
-        <w:r>
-          <w:rPr>
-            <w:rStyle w:val="Lienhypertexte"/>
-            <w:noProof/>
-            <w:rtl/>
-          </w:rPr>
-          <w:t xml:space="preserve"># </w:t>
-        </w:r>
-        <w:r>
-          <w:rPr>
-            <w:rStyle w:val="Lienhypertexte"/>
-            <w:noProof/>
-          </w:rPr>
-          <w:t>Chapter 3: From Lord (Rabb) to God (Ilah)</w:t>
-        </w:r>
-        <w:r>
-          <w:rPr>
-            <w:noProof/>
-            <w:webHidden/>
-            <w:rtl/>
-          </w:rPr>
-          <w:tab/>
-        </w:r>
-        <w:r>
-          <w:rPr>
-            <w:noProof/>
-            <w:webHidden/>
-            <w:rtl/>
-          </w:rPr>
-          <w:fldChar w:fldCharType="begin"/>
-        </w:r>
-        <w:r>
-          <w:rPr>
-            <w:noProof/>
-            <w:webHidden/>
-            <w:rtl/>
-          </w:rPr>
-          <w:instrText xml:space="preserve"> </w:instrText>
-        </w:r>
-        <w:r>
-          <w:rPr>
-            <w:noProof/>
-            <w:webHidden/>
-          </w:rPr>
-          <w:instrText>PAGEREF</w:instrText>
-        </w:r>
-        <w:r>
-          <w:rPr>
-            <w:noProof/>
-            <w:webHidden/>
-            <w:rtl/>
-          </w:rPr>
-          <w:instrText xml:space="preserve"> _</w:instrText>
-        </w:r>
-        <w:r>
-          <w:rPr>
-            <w:noProof/>
-            <w:webHidden/>
-          </w:rPr>
-          <w:instrText>Toc230170553 \h</w:instrText>
-        </w:r>
-        <w:r>
-          <w:rPr>
-            <w:noProof/>
-            <w:webHidden/>
-            <w:rtl/>
-          </w:rPr>
-          <w:instrText xml:space="preserve"> </w:instrText>
-        </w:r>
-        <w:r>
-          <w:rPr>
-            <w:noProof/>
-            <w:webHidden/>
-            <w:rtl/>
-          </w:rPr>
-        </w:r>
-        <w:r>
-          <w:rPr>
-            <w:noProof/>
-            <w:webHidden/>
-            <w:rtl/>
-          </w:rPr>
-          <w:fldChar w:fldCharType="separate"/>
-        </w:r>
-        <w:r>
-          <w:rPr>
-            <w:noProof/>
-            <w:webHidden/>
-            <w:rtl/>
-          </w:rPr>
-          <w:t>6</w:t>
-        </w:r>
-        <w:r>
-          <w:rPr>
-            <w:noProof/>
-            <w:webHidden/>
-            <w:rtl/>
-          </w:rPr>
-          <w:fldChar w:fldCharType="end"/>
-        </w:r>
-      </w:hyperlink>
-    </w:p>
-    <w:p>
-      <w:pPr>
-        <w:pStyle w:val="TM1"/>
-        <w:tabs>
-          <w:tab w:val="right" w:leader="dot" w:pos="8296"/>
-        </w:tabs>
-        <w:bidi w:val="0"/>
-        <w:rPr>
-          <w:noProof/>
-          <w:rtl/>
-        </w:rPr>
-      </w:pPr>
-      <w:hyperlink w:anchor="_Toc230170554" w:history="1">
-        <w:r>
-          <w:rPr>
-            <w:rStyle w:val="Lienhypertexte"/>
-            <w:noProof/>
-            <w:rtl/>
-          </w:rPr>
-          <w:t xml:space="preserve"># </w:t>
-        </w:r>
-        <w:r>
-          <w:rPr>
-            <w:rStyle w:val="Lienhypertexte"/>
-            <w:noProof/>
-          </w:rPr>
-          <w:t>Chapter 4: The Beautiful Names – Keys to Knowing God</w:t>
-        </w:r>
-        <w:r>
-          <w:rPr>
-            <w:noProof/>
-            <w:webHidden/>
-            <w:rtl/>
-          </w:rPr>
-          <w:tab/>
-        </w:r>
-        <w:r>
-          <w:rPr>
-            <w:noProof/>
-            <w:webHidden/>
-            <w:rtl/>
-          </w:rPr>
-          <w:fldChar w:fldCharType="begin"/>
-        </w:r>
-        <w:r>
-          <w:rPr>
-            <w:noProof/>
-            <w:webHidden/>
-            <w:rtl/>
-          </w:rPr>
-          <w:instrText xml:space="preserve"> </w:instrText>
-        </w:r>
-        <w:r>
-          <w:rPr>
-            <w:noProof/>
-            <w:webHidden/>
-          </w:rPr>
-          <w:instrText>PAGEREF</w:instrText>
-        </w:r>
-        <w:r>
-          <w:rPr>
-            <w:noProof/>
-            <w:webHidden/>
-            <w:rtl/>
-          </w:rPr>
-          <w:instrText xml:space="preserve"> _</w:instrText>
-        </w:r>
-        <w:r>
-          <w:rPr>
-            <w:noProof/>
-            <w:webHidden/>
-          </w:rPr>
-          <w:instrText>Toc230170554 \h</w:instrText>
-        </w:r>
-        <w:r>
-          <w:rPr>
-            <w:noProof/>
-            <w:webHidden/>
-            <w:rtl/>
-          </w:rPr>
-          <w:instrText xml:space="preserve"> </w:instrText>
-        </w:r>
-        <w:r>
-          <w:rPr>
-            <w:noProof/>
-            <w:webHidden/>
-            <w:rtl/>
-          </w:rPr>
-        </w:r>
-        <w:r>
-          <w:rPr>
-            <w:noProof/>
-            <w:webHidden/>
-            <w:rtl/>
-          </w:rPr>
-          <w:fldChar w:fldCharType="separate"/>
-        </w:r>
-        <w:r>
-          <w:rPr>
-            <w:noProof/>
-            <w:webHidden/>
-            <w:rtl/>
-          </w:rPr>
-          <w:t>7</w:t>
-        </w:r>
-        <w:r>
-          <w:rPr>
-            <w:noProof/>
-            <w:webHidden/>
-            <w:rtl/>
-          </w:rPr>
-          <w:fldChar w:fldCharType="end"/>
-        </w:r>
-      </w:hyperlink>
-    </w:p>
-    <w:p>
-      <w:pPr>
-        <w:pStyle w:val="TM1"/>
-        <w:tabs>
-          <w:tab w:val="right" w:leader="dot" w:pos="8296"/>
-        </w:tabs>
-        <w:bidi w:val="0"/>
-        <w:rPr>
-          <w:noProof/>
-          <w:rtl/>
-        </w:rPr>
-      </w:pPr>
-      <w:hyperlink w:anchor="_Toc230170555" w:history="1">
-        <w:r>
-          <w:rPr>
-            <w:rStyle w:val="Lienhypertexte"/>
-            <w:noProof/>
-            <w:rtl/>
-          </w:rPr>
-          <w:t xml:space="preserve"># </w:t>
-        </w:r>
-        <w:r>
-          <w:rPr>
-            <w:rStyle w:val="Lienhypertexte"/>
-            <w:noProof/>
-          </w:rPr>
-          <w:t>Chapter 5: God is Light (Nur)</w:t>
-        </w:r>
-        <w:r>
-          <w:rPr>
-            <w:noProof/>
-            <w:webHidden/>
-            <w:rtl/>
-          </w:rPr>
-          <w:tab/>
-        </w:r>
-        <w:r>
-          <w:rPr>
-            <w:noProof/>
-            <w:webHidden/>
-            <w:rtl/>
-          </w:rPr>
-          <w:fldChar w:fldCharType="begin"/>
-        </w:r>
-        <w:r>
-          <w:rPr>
-            <w:noProof/>
-            <w:webHidden/>
-            <w:rtl/>
-          </w:rPr>
-          <w:instrText xml:space="preserve"> </w:instrText>
-        </w:r>
-        <w:r>
-          <w:rPr>
-            <w:noProof/>
-            <w:webHidden/>
-          </w:rPr>
-          <w:instrText>PAGEREF</w:instrText>
-        </w:r>
-        <w:r>
-          <w:rPr>
-            <w:noProof/>
-            <w:webHidden/>
-            <w:rtl/>
-          </w:rPr>
-          <w:instrText xml:space="preserve"> _</w:instrText>
-        </w:r>
-        <w:r>
-          <w:rPr>
-            <w:noProof/>
-            <w:webHidden/>
-          </w:rPr>
-          <w:instrText>Toc230170555 \h</w:instrText>
-        </w:r>
-        <w:r>
-          <w:rPr>
-            <w:noProof/>
-            <w:webHidden/>
-            <w:rtl/>
-          </w:rPr>
-          <w:instrText xml:space="preserve"> </w:instrText>
-        </w:r>
-        <w:r>
-          <w:rPr>
-            <w:noProof/>
-            <w:webHidden/>
-            <w:rtl/>
-          </w:rPr>
-        </w:r>
-        <w:r>
-          <w:rPr>
-            <w:noProof/>
-            <w:webHidden/>
-            <w:rtl/>
-          </w:rPr>
-          <w:fldChar w:fldCharType="separate"/>
-        </w:r>
-        <w:r>
-          <w:rPr>
-            <w:noProof/>
-            <w:webHidden/>
-            <w:rtl/>
-          </w:rPr>
-          <w:t>7</w:t>
-        </w:r>
-        <w:r>
-          <w:rPr>
-            <w:noProof/>
-            <w:webHidden/>
-            <w:rtl/>
-          </w:rPr>
-          <w:fldChar w:fldCharType="end"/>
-        </w:r>
-      </w:hyperlink>
-    </w:p>
-    <w:p>
-      <w:pPr>
-        <w:pStyle w:val="TM1"/>
-        <w:tabs>
-          <w:tab w:val="right" w:leader="dot" w:pos="8296"/>
-        </w:tabs>
-        <w:bidi w:val="0"/>
-        <w:rPr>
-          <w:noProof/>
-          <w:rtl/>
-        </w:rPr>
-      </w:pPr>
-      <w:hyperlink w:anchor="_Toc230170556" w:history="1">
-        <w:r>
-          <w:rPr>
-            <w:rStyle w:val="Lienhypertexte"/>
-            <w:noProof/>
-            <w:rtl/>
-          </w:rPr>
-          <w:t xml:space="preserve"># </w:t>
-        </w:r>
-        <w:r>
-          <w:rPr>
-            <w:rStyle w:val="Lienhypertexte"/>
-            <w:noProof/>
-          </w:rPr>
-          <w:t>Chapter 6: The Throne, the Footstool, and the Kingdom</w:t>
-        </w:r>
-        <w:r>
-          <w:rPr>
-            <w:noProof/>
-            <w:webHidden/>
-            <w:rtl/>
-          </w:rPr>
-          <w:tab/>
-        </w:r>
-        <w:r>
-          <w:rPr>
-            <w:noProof/>
-            <w:webHidden/>
-            <w:rtl/>
-          </w:rPr>
-          <w:fldChar w:fldCharType="begin"/>
-        </w:r>
-        <w:r>
-          <w:rPr>
-            <w:noProof/>
-            <w:webHidden/>
-            <w:rtl/>
-          </w:rPr>
-          <w:instrText xml:space="preserve"> </w:instrText>
-        </w:r>
-        <w:r>
-          <w:rPr>
-            <w:noProof/>
-            <w:webHidden/>
-          </w:rPr>
-          <w:instrText>PAGEREF</w:instrText>
-        </w:r>
-        <w:r>
-          <w:rPr>
-            <w:noProof/>
-            <w:webHidden/>
-            <w:rtl/>
-          </w:rPr>
-          <w:instrText xml:space="preserve"> _</w:instrText>
-        </w:r>
-        <w:r>
-          <w:rPr>
-            <w:noProof/>
-            <w:webHidden/>
-          </w:rPr>
-          <w:instrText>Toc230170556 \h</w:instrText>
-        </w:r>
-        <w:r>
-          <w:rPr>
-            <w:noProof/>
-            <w:webHidden/>
-            <w:rtl/>
-          </w:rPr>
-          <w:instrText xml:space="preserve"> </w:instrText>
-        </w:r>
-        <w:r>
-          <w:rPr>
-            <w:noProof/>
-            <w:webHidden/>
-            <w:rtl/>
-          </w:rPr>
-        </w:r>
-        <w:r>
-          <w:rPr>
-            <w:noProof/>
-            <w:webHidden/>
-            <w:rtl/>
-          </w:rPr>
-          <w:fldChar w:fldCharType="separate"/>
-        </w:r>
-        <w:r>
-          <w:rPr>
-            <w:noProof/>
-            <w:webHidden/>
-            <w:rtl/>
-          </w:rPr>
-          <w:t>8</w:t>
-        </w:r>
-        <w:r>
-          <w:rPr>
-            <w:noProof/>
-            <w:webHidden/>
-            <w:rtl/>
-          </w:rPr>
-          <w:fldChar w:fldCharType="end"/>
-        </w:r>
-      </w:hyperlink>
-    </w:p>
-    <w:p>
-      <w:pPr>
-        <w:pStyle w:val="TM1"/>
-        <w:tabs>
-          <w:tab w:val="right" w:leader="dot" w:pos="8296"/>
-        </w:tabs>
-        <w:bidi w:val="0"/>
-        <w:rPr>
-          <w:noProof/>
-          <w:rtl/>
-        </w:rPr>
-      </w:pPr>
-      <w:hyperlink w:anchor="_Toc230170557" w:history="1">
-        <w:r>
-          <w:rPr>
-            <w:rStyle w:val="Lienhypertexte"/>
-            <w:noProof/>
-            <w:rtl/>
-          </w:rPr>
-          <w:t xml:space="preserve"># </w:t>
-        </w:r>
-        <w:r>
-          <w:rPr>
-            <w:rStyle w:val="Lienhypertexte"/>
-            <w:noProof/>
-          </w:rPr>
-          <w:t>Chapter 7: Who is Allah? – A Comprehensive Definition</w:t>
-        </w:r>
-        <w:r>
-          <w:rPr>
-            <w:noProof/>
-            <w:webHidden/>
-            <w:rtl/>
-          </w:rPr>
-          <w:tab/>
-        </w:r>
-        <w:r>
-          <w:rPr>
-            <w:noProof/>
-            <w:webHidden/>
-            <w:rtl/>
-          </w:rPr>
-          <w:fldChar w:fldCharType="begin"/>
-        </w:r>
-        <w:r>
-          <w:rPr>
-            <w:noProof/>
-            <w:webHidden/>
-            <w:rtl/>
-          </w:rPr>
-          <w:instrText xml:space="preserve"> </w:instrText>
-        </w:r>
-        <w:r>
-          <w:rPr>
-            <w:noProof/>
-            <w:webHidden/>
-          </w:rPr>
-          <w:instrText>PAGEREF</w:instrText>
-        </w:r>
-        <w:r>
-          <w:rPr>
-            <w:noProof/>
-            <w:webHidden/>
-            <w:rtl/>
-          </w:rPr>
-          <w:instrText xml:space="preserve"> _</w:instrText>
-        </w:r>
-        <w:r>
-          <w:rPr>
-            <w:noProof/>
-            <w:webHidden/>
-          </w:rPr>
-          <w:instrText>Toc230170557 \h</w:instrText>
-        </w:r>
-        <w:r>
-          <w:rPr>
-            <w:noProof/>
-            <w:webHidden/>
-            <w:rtl/>
-          </w:rPr>
-          <w:instrText xml:space="preserve"> </w:instrText>
-        </w:r>
-        <w:r>
-          <w:rPr>
-            <w:noProof/>
-            <w:webHidden/>
-            <w:rtl/>
-          </w:rPr>
-        </w:r>
-        <w:r>
-          <w:rPr>
-            <w:noProof/>
-            <w:webHidden/>
-            <w:rtl/>
-          </w:rPr>
-          <w:fldChar w:fldCharType="separate"/>
-        </w:r>
-        <w:r>
-          <w:rPr>
-            <w:noProof/>
-            <w:webHidden/>
-            <w:rtl/>
-          </w:rPr>
-          <w:t>9</w:t>
-        </w:r>
-        <w:r>
-          <w:rPr>
-            <w:noProof/>
-            <w:webHidden/>
-            <w:rtl/>
-          </w:rPr>
-          <w:fldChar w:fldCharType="end"/>
-        </w:r>
-      </w:hyperlink>
-    </w:p>
-    <w:p>
-      <w:pPr>
-        <w:pStyle w:val="TM1"/>
-        <w:tabs>
-          <w:tab w:val="right" w:leader="dot" w:pos="8296"/>
-        </w:tabs>
-        <w:bidi w:val="0"/>
-        <w:rPr>
-          <w:noProof/>
-          <w:rtl/>
-        </w:rPr>
-      </w:pPr>
-      <w:hyperlink w:anchor="_Toc230170558" w:history="1">
-        <w:r>
-          <w:rPr>
-            <w:rStyle w:val="Lienhypertexte"/>
-            <w:noProof/>
-            <w:rtl/>
-          </w:rPr>
-          <w:t xml:space="preserve"># </w:t>
-        </w:r>
-        <w:r>
-          <w:rPr>
-            <w:rStyle w:val="Lienhypertexte"/>
-            <w:noProof/>
-          </w:rPr>
-          <w:t>Chapter 8: The Night of Decree – The Software Layer of Reality</w:t>
-        </w:r>
-        <w:r>
-          <w:rPr>
-            <w:noProof/>
-            <w:webHidden/>
-            <w:rtl/>
-          </w:rPr>
-          <w:tab/>
-        </w:r>
-        <w:r>
-          <w:rPr>
-            <w:noProof/>
-            <w:webHidden/>
-            <w:rtl/>
-          </w:rPr>
-          <w:fldChar w:fldCharType="begin"/>
-        </w:r>
-        <w:r>
-          <w:rPr>
-            <w:noProof/>
-            <w:webHidden/>
-            <w:rtl/>
-          </w:rPr>
-          <w:instrText xml:space="preserve"> </w:instrText>
-        </w:r>
-        <w:r>
-          <w:rPr>
-            <w:noProof/>
-            <w:webHidden/>
-          </w:rPr>
-          <w:instrText>PAGEREF</w:instrText>
-        </w:r>
-        <w:r>
-          <w:rPr>
-            <w:noProof/>
-            <w:webHidden/>
-            <w:rtl/>
-          </w:rPr>
-          <w:instrText xml:space="preserve"> _</w:instrText>
-        </w:r>
-        <w:r>
-          <w:rPr>
-            <w:noProof/>
-            <w:webHidden/>
-          </w:rPr>
-          <w:instrText>Toc230170558 \h</w:instrText>
-        </w:r>
-        <w:r>
-          <w:rPr>
-            <w:noProof/>
-            <w:webHidden/>
-            <w:rtl/>
-          </w:rPr>
-          <w:instrText xml:space="preserve"> </w:instrText>
-        </w:r>
-        <w:r>
-          <w:rPr>
-            <w:noProof/>
-            <w:webHidden/>
-            <w:rtl/>
-          </w:rPr>
-        </w:r>
-        <w:r>
-          <w:rPr>
-            <w:noProof/>
-            <w:webHidden/>
-            <w:rtl/>
-          </w:rPr>
-          <w:fldChar w:fldCharType="separate"/>
-        </w:r>
-        <w:r>
-          <w:rPr>
-            <w:noProof/>
-            <w:webHidden/>
-            <w:rtl/>
-          </w:rPr>
-          <w:t>10</w:t>
-        </w:r>
-        <w:r>
-          <w:rPr>
-            <w:noProof/>
-            <w:webHidden/>
-            <w:rtl/>
-          </w:rPr>
-          <w:fldChar w:fldCharType="end"/>
-        </w:r>
-      </w:hyperlink>
-    </w:p>
-    <w:p>
-      <w:pPr>
-        <w:pStyle w:val="TM1"/>
-        <w:tabs>
-          <w:tab w:val="right" w:leader="dot" w:pos="8296"/>
-        </w:tabs>
-        <w:bidi w:val="0"/>
-        <w:rPr>
-          <w:noProof/>
-          <w:rtl/>
-        </w:rPr>
-      </w:pPr>
-      <w:hyperlink w:anchor="_Toc230170559" w:history="1">
-        <w:r>
-          <w:rPr>
-            <w:rStyle w:val="Lienhypertexte"/>
-            <w:noProof/>
-            <w:rtl/>
-          </w:rPr>
-          <w:t xml:space="preserve"># </w:t>
-        </w:r>
-        <w:r>
-          <w:rPr>
-            <w:rStyle w:val="Lienhypertexte"/>
-            <w:noProof/>
-          </w:rPr>
-          <w:t>Chapter 9: The Engineering of Trial – Human as System Operator</w:t>
-        </w:r>
-        <w:r>
-          <w:rPr>
-            <w:noProof/>
-            <w:webHidden/>
-            <w:rtl/>
-          </w:rPr>
-          <w:tab/>
-        </w:r>
-        <w:r>
-          <w:rPr>
-            <w:noProof/>
-            <w:webHidden/>
-            <w:rtl/>
-          </w:rPr>
-          <w:fldChar w:fldCharType="begin"/>
-        </w:r>
-        <w:r>
-          <w:rPr>
-            <w:noProof/>
-            <w:webHidden/>
-            <w:rtl/>
-          </w:rPr>
-          <w:instrText xml:space="preserve"> </w:instrText>
-        </w:r>
-        <w:r>
-          <w:rPr>
-            <w:noProof/>
-            <w:webHidden/>
-          </w:rPr>
-          <w:instrText>PAGEREF</w:instrText>
-        </w:r>
-        <w:r>
-          <w:rPr>
-            <w:noProof/>
-            <w:webHidden/>
-            <w:rtl/>
-          </w:rPr>
-          <w:instrText xml:space="preserve"> _</w:instrText>
-        </w:r>
-        <w:r>
-          <w:rPr>
-            <w:noProof/>
-            <w:webHidden/>
-          </w:rPr>
-          <w:instrText>Toc230170559 \h</w:instrText>
-        </w:r>
-        <w:r>
-          <w:rPr>
-            <w:noProof/>
-            <w:webHidden/>
-            <w:rtl/>
-          </w:rPr>
-          <w:instrText xml:space="preserve"> </w:instrText>
-        </w:r>
-        <w:r>
-          <w:rPr>
-            <w:noProof/>
-            <w:webHidden/>
-            <w:rtl/>
-          </w:rPr>
-        </w:r>
-        <w:r>
-          <w:rPr>
-            <w:noProof/>
-            <w:webHidden/>
-            <w:rtl/>
-          </w:rPr>
-          <w:fldChar w:fldCharType="separate"/>
-        </w:r>
-        <w:r>
-          <w:rPr>
-            <w:noProof/>
-            <w:webHidden/>
-            <w:rtl/>
-          </w:rPr>
-          <w:t>11</w:t>
-        </w:r>
-        <w:r>
-          <w:rPr>
-            <w:noProof/>
-            <w:webHidden/>
-            <w:rtl/>
-          </w:rPr>
-          <w:fldChar w:fldCharType="end"/>
-        </w:r>
-      </w:hyperlink>
-    </w:p>
-    <w:p>
-      <w:pPr>
-        <w:pStyle w:val="TM1"/>
-        <w:tabs>
-          <w:tab w:val="right" w:leader="dot" w:pos="8296"/>
-        </w:tabs>
-        <w:bidi w:val="0"/>
-        <w:rPr>
-          <w:noProof/>
-          <w:rtl/>
-        </w:rPr>
-      </w:pPr>
-      <w:hyperlink w:anchor="_Toc230170560" w:history="1">
-        <w:r>
-          <w:rPr>
-            <w:rStyle w:val="Lienhypertexte"/>
-            <w:noProof/>
-            <w:rtl/>
-          </w:rPr>
-          <w:t xml:space="preserve"># </w:t>
-        </w:r>
-        <w:r>
-          <w:rPr>
-            <w:rStyle w:val="Lienhypertexte"/>
-            <w:noProof/>
-          </w:rPr>
-          <w:t>Chapter 10: The Hierarchy of Cosmic Management</w:t>
-        </w:r>
-        <w:r>
-          <w:rPr>
-            <w:noProof/>
-            <w:webHidden/>
-            <w:rtl/>
-          </w:rPr>
-          <w:tab/>
-        </w:r>
-        <w:r>
-          <w:rPr>
-            <w:noProof/>
-            <w:webHidden/>
-            <w:rtl/>
-          </w:rPr>
-          <w:fldChar w:fldCharType="begin"/>
-        </w:r>
-        <w:r>
-          <w:rPr>
-            <w:noProof/>
-            <w:webHidden/>
-            <w:rtl/>
-          </w:rPr>
-          <w:instrText xml:space="preserve"> </w:instrText>
-        </w:r>
-        <w:r>
-          <w:rPr>
-            <w:noProof/>
-            <w:webHidden/>
-          </w:rPr>
-          <w:instrText>PAGEREF</w:instrText>
-        </w:r>
-        <w:r>
-          <w:rPr>
-            <w:noProof/>
-            <w:webHidden/>
-            <w:rtl/>
-          </w:rPr>
-          <w:instrText xml:space="preserve"> _</w:instrText>
-        </w:r>
-        <w:r>
-          <w:rPr>
-            <w:noProof/>
-            <w:webHidden/>
-          </w:rPr>
-          <w:instrText>Toc230170560 \h</w:instrText>
-        </w:r>
-        <w:r>
-          <w:rPr>
-            <w:noProof/>
-            <w:webHidden/>
-            <w:rtl/>
-          </w:rPr>
-          <w:instrText xml:space="preserve"> </w:instrText>
-        </w:r>
-        <w:r>
-          <w:rPr>
-            <w:noProof/>
-            <w:webHidden/>
-            <w:rtl/>
-          </w:rPr>
-        </w:r>
-        <w:r>
-          <w:rPr>
-            <w:noProof/>
-            <w:webHidden/>
-            <w:rtl/>
-          </w:rPr>
-          <w:fldChar w:fldCharType="separate"/>
-        </w:r>
-        <w:r>
-          <w:rPr>
-            <w:noProof/>
-            <w:webHidden/>
-            <w:rtl/>
-          </w:rPr>
-          <w:t>11</w:t>
-        </w:r>
-        <w:r>
-          <w:rPr>
-            <w:noProof/>
-            <w:webHidden/>
-            <w:rtl/>
-          </w:rPr>
-          <w:fldChar w:fldCharType="end"/>
-        </w:r>
-      </w:hyperlink>
-    </w:p>
-    <w:p>
-      <w:pPr>
-        <w:pStyle w:val="TM1"/>
-        <w:tabs>
-          <w:tab w:val="right" w:leader="dot" w:pos="8296"/>
-        </w:tabs>
-        <w:bidi w:val="0"/>
-        <w:rPr>
-          <w:noProof/>
-          <w:rtl/>
-        </w:rPr>
-      </w:pPr>
-      <w:hyperlink w:anchor="_Toc230170561" w:history="1">
-        <w:r>
-          <w:rPr>
-            <w:rStyle w:val="Lienhypertexte"/>
-            <w:noProof/>
-            <w:rtl/>
-          </w:rPr>
-          <w:t xml:space="preserve"># </w:t>
-        </w:r>
-        <w:r>
-          <w:rPr>
-            <w:rStyle w:val="Lienhypertexte"/>
-            <w:noProof/>
-          </w:rPr>
-          <w:t>Chapter 11: Conclusion – Monotheism as the Ultimate Operating Protocol</w:t>
-        </w:r>
-        <w:r>
-          <w:rPr>
-            <w:noProof/>
-            <w:webHidden/>
-            <w:rtl/>
-          </w:rPr>
-          <w:tab/>
-        </w:r>
-        <w:r>
-          <w:rPr>
-            <w:noProof/>
-            <w:webHidden/>
-            <w:rtl/>
-          </w:rPr>
-          <w:fldChar w:fldCharType="begin"/>
-        </w:r>
-        <w:r>
-          <w:rPr>
-            <w:noProof/>
-            <w:webHidden/>
-            <w:rtl/>
-          </w:rPr>
-          <w:instrText xml:space="preserve"> </w:instrText>
-        </w:r>
-        <w:r>
-          <w:rPr>
-            <w:noProof/>
-            <w:webHidden/>
-          </w:rPr>
-          <w:instrText>PAGEREF</w:instrText>
-        </w:r>
-        <w:r>
-          <w:rPr>
-            <w:noProof/>
-            <w:webHidden/>
-            <w:rtl/>
-          </w:rPr>
-          <w:instrText xml:space="preserve"> _</w:instrText>
-        </w:r>
-        <w:r>
-          <w:rPr>
-            <w:noProof/>
-            <w:webHidden/>
-          </w:rPr>
-          <w:instrText>Toc230170561 \h</w:instrText>
-        </w:r>
-        <w:r>
-          <w:rPr>
-            <w:noProof/>
-            <w:webHidden/>
-            <w:rtl/>
-          </w:rPr>
-          <w:instrText xml:space="preserve"> </w:instrText>
-        </w:r>
-        <w:r>
-          <w:rPr>
-            <w:noProof/>
-            <w:webHidden/>
-            <w:rtl/>
-          </w:rPr>
-        </w:r>
-        <w:r>
-          <w:rPr>
-            <w:noProof/>
-            <w:webHidden/>
-            <w:rtl/>
-          </w:rPr>
-          <w:fldChar w:fldCharType="separate"/>
-        </w:r>
-        <w:r>
-          <w:rPr>
-            <w:noProof/>
-            <w:webHidden/>
-            <w:rtl/>
-          </w:rPr>
-          <w:t>12</w:t>
-        </w:r>
-        <w:r>
-          <w:rPr>
-            <w:noProof/>
-            <w:webHidden/>
-            <w:rtl/>
-          </w:rPr>
-          <w:fldChar w:fldCharType="end"/>
-        </w:r>
-      </w:hyperlink>
-    </w:p>
-    <w:p>
-      <w:pPr>
-        <w:pStyle w:val="TM1"/>
-        <w:tabs>
-          <w:tab w:val="right" w:leader="dot" w:pos="8296"/>
-        </w:tabs>
-        <w:bidi w:val="0"/>
-        <w:rPr>
-          <w:noProof/>
-          <w:rtl/>
-        </w:rPr>
-      </w:pPr>
-      <w:hyperlink w:anchor="_Toc230170562" w:history="1">
-        <w:r>
-          <w:rPr>
-            <w:rStyle w:val="Lienhypertexte"/>
-            <w:noProof/>
-            <w:rtl/>
-          </w:rPr>
-          <w:t xml:space="preserve"># </w:t>
-        </w:r>
-        <w:r>
-          <w:rPr>
-            <w:rStyle w:val="Lienhypertexte"/>
-            <w:noProof/>
-          </w:rPr>
-          <w:t>Epilogue: A Final Invitation</w:t>
-        </w:r>
-        <w:r>
-          <w:rPr>
-            <w:noProof/>
-            <w:webHidden/>
-            <w:rtl/>
-          </w:rPr>
-          <w:tab/>
-        </w:r>
-        <w:r>
-          <w:rPr>
-            <w:noProof/>
-            <w:webHidden/>
-            <w:rtl/>
-          </w:rPr>
-          <w:fldChar w:fldCharType="begin"/>
-        </w:r>
-        <w:r>
-          <w:rPr>
-            <w:noProof/>
-            <w:webHidden/>
-            <w:rtl/>
-          </w:rPr>
-          <w:instrText xml:space="preserve"> </w:instrText>
-        </w:r>
-        <w:r>
-          <w:rPr>
-            <w:noProof/>
-            <w:webHidden/>
-          </w:rPr>
-          <w:instrText>PAGEREF</w:instrText>
-        </w:r>
-        <w:r>
-          <w:rPr>
-            <w:noProof/>
-            <w:webHidden/>
-            <w:rtl/>
-          </w:rPr>
-          <w:instrText xml:space="preserve"> _</w:instrText>
-        </w:r>
-        <w:r>
-          <w:rPr>
-            <w:noProof/>
-            <w:webHidden/>
-          </w:rPr>
-          <w:instrText>Toc230170562 \h</w:instrText>
-        </w:r>
-        <w:r>
-          <w:rPr>
-            <w:noProof/>
-            <w:webHidden/>
-            <w:rtl/>
-          </w:rPr>
-          <w:instrText xml:space="preserve"> </w:instrText>
-        </w:r>
-        <w:r>
-          <w:rPr>
-            <w:noProof/>
-            <w:webHidden/>
-            <w:rtl/>
-          </w:rPr>
-        </w:r>
-        <w:r>
-          <w:rPr>
-            <w:noProof/>
-            <w:webHidden/>
-            <w:rtl/>
-          </w:rPr>
-          <w:fldChar w:fldCharType="separate"/>
-        </w:r>
-        <w:r>
-          <w:rPr>
-            <w:noProof/>
-            <w:webHidden/>
-            <w:rtl/>
-          </w:rPr>
-          <w:t>14</w:t>
-        </w:r>
-        <w:r>
-          <w:rPr>
-            <w:noProof/>
-            <w:webHidden/>
-            <w:rtl/>
-          </w:rPr>
-          <w:fldChar w:fldCharType="end"/>
-        </w:r>
-      </w:hyperlink>
-    </w:p>
-    <w:p>
-      <w:pPr>
-        <w:pStyle w:val="TM1"/>
-        <w:tabs>
-          <w:tab w:val="right" w:leader="dot" w:pos="8296"/>
-        </w:tabs>
-        <w:bidi w:val="0"/>
-        <w:rPr>
-          <w:noProof/>
-          <w:rtl/>
-        </w:rPr>
-      </w:pPr>
-      <w:hyperlink w:anchor="_Toc230170563" w:history="1">
-        <w:r>
-          <w:rPr>
-            <w:rStyle w:val="Lienhypertexte"/>
-            <w:noProof/>
-            <w:rtl/>
-          </w:rPr>
-          <w:t>*</w:t>
-        </w:r>
-        <w:r>
-          <w:rPr>
-            <w:rStyle w:val="Lienhypertexte"/>
-            <w:noProof/>
-          </w:rPr>
-          <w:t>Code: Truth – A Structural Theology of the Quran</w:t>
-        </w:r>
-        <w:r>
-          <w:rPr>
-            <w:rStyle w:val="Lienhypertexte"/>
-            <w:noProof/>
-            <w:rtl/>
-          </w:rPr>
-          <w:t>*</w:t>
-        </w:r>
-        <w:r>
-          <w:rPr>
-            <w:noProof/>
-            <w:webHidden/>
-            <w:rtl/>
-          </w:rPr>
-          <w:tab/>
-        </w:r>
-        <w:r>
-          <w:rPr>
-            <w:noProof/>
-            <w:webHidden/>
-            <w:rtl/>
-          </w:rPr>
-          <w:fldChar w:fldCharType="begin"/>
-        </w:r>
-        <w:r>
-          <w:rPr>
-            <w:noProof/>
-            <w:webHidden/>
-            <w:rtl/>
-          </w:rPr>
-          <w:instrText xml:space="preserve"> </w:instrText>
-        </w:r>
-        <w:r>
-          <w:rPr>
-            <w:noProof/>
-            <w:webHidden/>
-          </w:rPr>
-          <w:instrText>PAGEREF</w:instrText>
-        </w:r>
-        <w:r>
-          <w:rPr>
-            <w:noProof/>
-            <w:webHidden/>
-            <w:rtl/>
-          </w:rPr>
-          <w:instrText xml:space="preserve"> _</w:instrText>
-        </w:r>
-        <w:r>
-          <w:rPr>
-            <w:noProof/>
-            <w:webHidden/>
-          </w:rPr>
-          <w:instrText>Toc230170563 \h</w:instrText>
-        </w:r>
-        <w:r>
-          <w:rPr>
-            <w:noProof/>
-            <w:webHidden/>
-            <w:rtl/>
-          </w:rPr>
-          <w:instrText xml:space="preserve"> </w:instrText>
-        </w:r>
-        <w:r>
-          <w:rPr>
-            <w:noProof/>
-            <w:webHidden/>
-            <w:rtl/>
-          </w:rPr>
-        </w:r>
-        <w:r>
-          <w:rPr>
-            <w:noProof/>
-            <w:webHidden/>
-            <w:rtl/>
-          </w:rPr>
-          <w:fldChar w:fldCharType="separate"/>
-        </w:r>
-        <w:r>
-          <w:rPr>
-            <w:noProof/>
-            <w:webHidden/>
-            <w:rtl/>
-          </w:rPr>
-          <w:t>15</w:t>
-        </w:r>
-        <w:r>
-          <w:rPr>
-            <w:noProof/>
-            <w:webHidden/>
-            <w:rtl/>
-          </w:rPr>
-          <w:fldChar w:fldCharType="end"/>
-        </w:r>
-      </w:hyperlink>
-    </w:p>
-    <w:p>
-      <w:pPr>
-        <w:pStyle w:val="TM1"/>
-        <w:tabs>
-          <w:tab w:val="right" w:leader="dot" w:pos="8296"/>
-        </w:tabs>
-        <w:bidi w:val="0"/>
-        <w:rPr>
-          <w:noProof/>
-          <w:rtl/>
-        </w:rPr>
-      </w:pPr>
-      <w:hyperlink w:anchor="_Toc230170564" w:history="1">
-        <w:r>
-          <w:rPr>
-            <w:rStyle w:val="Lienhypertexte"/>
-            <w:noProof/>
-            <w:lang w:val="fr-MA"/>
-          </w:rPr>
-          <w:t>Index</w:t>
-        </w:r>
-        <w:r>
-          <w:rPr>
-            <w:noProof/>
-            <w:webHidden/>
-            <w:rtl/>
-          </w:rPr>
-          <w:tab/>
-        </w:r>
-        <w:r>
-          <w:rPr>
-            <w:noProof/>
-            <w:webHidden/>
-            <w:rtl/>
-          </w:rPr>
-          <w:fldChar w:fldCharType="begin"/>
-        </w:r>
-        <w:r>
-          <w:rPr>
-            <w:noProof/>
-            <w:webHidden/>
-            <w:rtl/>
-          </w:rPr>
-          <w:instrText xml:space="preserve"> </w:instrText>
-        </w:r>
-        <w:r>
-          <w:rPr>
-            <w:noProof/>
-            <w:webHidden/>
-          </w:rPr>
-          <w:instrText>PAGEREF</w:instrText>
-        </w:r>
-        <w:r>
-          <w:rPr>
-            <w:noProof/>
-            <w:webHidden/>
-            <w:rtl/>
-          </w:rPr>
-          <w:instrText xml:space="preserve"> _</w:instrText>
-        </w:r>
-        <w:r>
-          <w:rPr>
-            <w:noProof/>
-            <w:webHidden/>
-          </w:rPr>
-          <w:instrText>Toc230170564 \h</w:instrText>
-        </w:r>
-        <w:r>
-          <w:rPr>
-            <w:noProof/>
-            <w:webHidden/>
-            <w:rtl/>
-          </w:rPr>
-          <w:instrText xml:space="preserve"> </w:instrText>
-        </w:r>
-        <w:r>
-          <w:rPr>
-            <w:noProof/>
-            <w:webHidden/>
-            <w:rtl/>
-          </w:rPr>
-        </w:r>
-        <w:r>
-          <w:rPr>
-            <w:noProof/>
-            <w:webHidden/>
-            <w:rtl/>
-          </w:rPr>
-          <w:fldChar w:fldCharType="separate"/>
-        </w:r>
-        <w:r>
-          <w:rPr>
-            <w:noProof/>
-            <w:webHidden/>
-            <w:rtl/>
-          </w:rPr>
-          <w:t>26</w:t>
-        </w:r>
-        <w:r>
-          <w:rPr>
-            <w:noProof/>
-            <w:webHidden/>
-            <w:rtl/>
-          </w:rPr>
-          <w:fldChar w:fldCharType="end"/>
-        </w:r>
-      </w:hyperlink>
-    </w:p>
-    <w:p>
-      <w:pPr>
-        <w:bidi w:val="0"/>
-        <w:rPr>
-          <w:lang w:val="fr-MA"/>
-        </w:rPr>
-      </w:pPr>
-      <w:r>
-        <w:rPr>
-          <w:lang w:val="fr-MA"/>
-        </w:rPr>
-        <w:fldChar w:fldCharType="end"/>
-      </w:r>
+        <w:bidi w:val="0"/>
+      </w:pPr>
     </w:p>
     <w:p>
       <w:pPr>
@@ -10466,29 +7948,6 @@
       <w:spacing w:val="5"/>
     </w:rPr>
   </w:style>
-  <w:style w:type="paragraph" w:styleId="TM1">
-    <w:name w:val="toc 1"/>
-    <w:basedOn w:val="Normal"/>
-    <w:next w:val="Normal"/>
-    <w:autoRedefine/>
-    <w:uiPriority w:val="39"/>
-    <w:unhideWhenUsed/>
-    <w:rsid w:val="002C118A"/>
-    <w:pPr>
-      <w:spacing w:after="100"/>
-    </w:pPr>
-  </w:style>
-  <w:style w:type="character" w:styleId="Lienhypertexte">
-    <w:name w:val="Hyperlink"/>
-    <w:basedOn w:val="Policepardfaut"/>
-    <w:uiPriority w:val="99"/>
-    <w:unhideWhenUsed/>
-    <w:rsid w:val="002C118A"/>
-    <w:rPr>
-      <w:color w:val="467886" w:themeColor="hyperlink"/>
-      <w:u w:val="single"/>
-    </w:rPr>
-  </w:style>
 </w:styles>
 </file>
 
@@ -10785,16 +8244,4 @@
     </a:ext>
   </a:extLst>
 </a:theme>
-</file>
-
-<file path=customXml/item1.xml><?xml version="1.0" encoding="utf-8"?>
-<b:Sources xmlns:b="http://schemas.openxmlformats.org/officeDocument/2006/bibliography" xmlns="http://schemas.openxmlformats.org/officeDocument/2006/bibliography" SelectedStyle="\MLASeventhEditionOfficeOnline.xsl" StyleName="MLA" Version="7"/>
-</file>
-
-<file path=customXml/itemProps1.xml><?xml version="1.0" encoding="utf-8"?>
-<ds:datastoreItem xmlns:ds="http://schemas.openxmlformats.org/officeDocument/2006/customXml" ds:itemID="{F69BCACA-2D7F-4484-90C2-F928FF57491F}">
-  <ds:schemaRefs>
-    <ds:schemaRef ds:uri="http://schemas.openxmlformats.org/officeDocument/2006/bibliography"/>
-  </ds:schemaRefs>
-</ds:datastoreItem>
 </file>